--- a/backend/word_templates/自有资金/机械租赁/五选二/5.供应商推荐表.docx
+++ b/backend/word_templates/自有资金/机械租赁/五选二/5.供应商推荐表.docx
@@ -99,8 +99,6 @@
           <w:highlight w:val="none"/>
         </w:rPr>
       </w:pPr>
-      <w:bookmarkStart w:id="0" w:name="_GoBack"/>
-      <w:bookmarkEnd w:id="0"/>
     </w:p>
     <w:p>
       <w:pPr>
@@ -264,7 +262,7 @@
               <w:jc w:val="center"/>
               <w:rPr>
                 <w:rFonts w:hint="default" w:ascii="仿宋_GB2312" w:hAnsi="Times New Roman" w:eastAsia="仿宋_GB2312"/>
-                <w:color w:val="auto"/>
+                <w:color w:val="0000FF"/>
                 <w:sz w:val="24"/>
                 <w:highlight w:val="none"/>
                 <w:lang w:val="en-US" w:eastAsia="zh-CN"/>
@@ -273,13 +271,15 @@
             <w:r>
               <w:rPr>
                 <w:rFonts w:hint="eastAsia" w:ascii="仿宋_GB2312" w:hAnsi="Times New Roman" w:eastAsia="仿宋_GB2312"/>
-                <w:color w:val="auto"/>
+                <w:color w:val="0000FF"/>
                 <w:sz w:val="24"/>
                 <w:highlight w:val="none"/>
                 <w:lang w:val="en-US" w:eastAsia="zh-CN"/>
               </w:rPr>
               <w:t>{{gong_cheng_ming}}</w:t>
             </w:r>
+            <w:bookmarkStart w:id="0" w:name="_GoBack"/>
+            <w:bookmarkEnd w:id="0"/>
           </w:p>
         </w:tc>
         <w:tc>
@@ -362,7 +362,7 @@
               <w:jc w:val="center"/>
               <w:rPr>
                 <w:rFonts w:hint="default" w:ascii="仿宋_GB2312" w:hAnsi="Times New Roman" w:eastAsia="仿宋_GB2312"/>
-                <w:color w:val="auto"/>
+                <w:color w:val="0000FF"/>
                 <w:sz w:val="24"/>
                 <w:highlight w:val="none"/>
                 <w:lang w:val="en-US" w:eastAsia="zh-CN"/>
@@ -371,7 +371,7 @@
             <w:r>
               <w:rPr>
                 <w:rFonts w:hint="eastAsia" w:ascii="仿宋_GB2312" w:hAnsi="Times New Roman" w:eastAsia="仿宋_GB2312"/>
-                <w:color w:val="auto"/>
+                <w:color w:val="0000FF"/>
                 <w:sz w:val="24"/>
                 <w:highlight w:val="none"/>
                 <w:lang w:val="en-US" w:eastAsia="zh-CN"/>
@@ -478,7 +478,7 @@
               <w:jc w:val="center"/>
               <w:rPr>
                 <w:rFonts w:hint="default" w:ascii="仿宋_GB2312" w:hAnsi="Times New Roman" w:eastAsia="仿宋_GB2312"/>
-                <w:color w:val="auto"/>
+                <w:color w:val="0000FF"/>
                 <w:sz w:val="24"/>
                 <w:highlight w:val="none"/>
                 <w:lang w:val="en-US" w:eastAsia="zh-CN"/>
@@ -487,7 +487,7 @@
             <w:r>
               <w:rPr>
                 <w:rFonts w:hint="eastAsia" w:ascii="仿宋_GB2312" w:hAnsi="Times New Roman" w:eastAsia="仿宋_GB2312"/>
-                <w:color w:val="auto"/>
+                <w:color w:val="0000FF"/>
                 <w:sz w:val="24"/>
                 <w:highlight w:val="none"/>
                 <w:lang w:val="en-US" w:eastAsia="zh-CN"/>
@@ -548,7 +548,7 @@
               <w:jc w:val="center"/>
               <w:rPr>
                 <w:rFonts w:hint="default" w:ascii="仿宋_GB2312" w:hAnsi="Times New Roman" w:eastAsia="仿宋_GB2312"/>
-                <w:color w:val="auto"/>
+                <w:color w:val="0000FF"/>
                 <w:sz w:val="24"/>
                 <w:highlight w:val="none"/>
                 <w:lang w:val="en-US" w:eastAsia="zh-CN"/>
@@ -557,7 +557,7 @@
             <w:r>
               <w:rPr>
                 <w:rFonts w:hint="eastAsia" w:ascii="仿宋_GB2312" w:hAnsi="Times New Roman" w:eastAsia="仿宋_GB2312"/>
-                <w:color w:val="auto"/>
+                <w:color w:val="0000FF"/>
                 <w:sz w:val="24"/>
                 <w:highlight w:val="none"/>
                 <w:lang w:val="en-US" w:eastAsia="zh-CN"/>
@@ -750,7 +750,7 @@
               <w:rPr>
                 <w:rFonts w:hint="default" w:ascii="仿宋_GB2312" w:hAnsi="仿宋_GB2312" w:eastAsia="仿宋_GB2312" w:cs="仿宋_GB2312"/>
                 <w:bCs/>
-                <w:color w:val="auto"/>
+                <w:color w:val="0000FF"/>
                 <w:sz w:val="21"/>
                 <w:szCs w:val="21"/>
                 <w:highlight w:val="none"/>
@@ -761,7 +761,7 @@
               <w:rPr>
                 <w:rFonts w:hint="eastAsia" w:ascii="仿宋_GB2312" w:hAnsi="仿宋_GB2312" w:eastAsia="仿宋_GB2312" w:cs="仿宋_GB2312"/>
                 <w:bCs/>
-                <w:color w:val="auto"/>
+                <w:color w:val="0000FF"/>
                 <w:sz w:val="21"/>
                 <w:szCs w:val="21"/>
                 <w:highlight w:val="none"/>
@@ -790,7 +790,7 @@
               <w:rPr>
                 <w:rFonts w:hint="default" w:ascii="仿宋_GB2312" w:hAnsi="仿宋_GB2312" w:eastAsia="仿宋_GB2312" w:cs="仿宋_GB2312"/>
                 <w:bCs/>
-                <w:color w:val="auto"/>
+                <w:color w:val="0000FF"/>
                 <w:sz w:val="21"/>
                 <w:szCs w:val="21"/>
                 <w:highlight w:val="none"/>
@@ -801,7 +801,7 @@
               <w:rPr>
                 <w:rFonts w:hint="eastAsia" w:ascii="仿宋_GB2312" w:hAnsi="仿宋_GB2312" w:eastAsia="仿宋_GB2312" w:cs="仿宋_GB2312"/>
                 <w:bCs/>
-                <w:color w:val="auto"/>
+                <w:color w:val="0000FF"/>
                 <w:sz w:val="21"/>
                 <w:szCs w:val="21"/>
                 <w:highlight w:val="none"/>
@@ -830,7 +830,7 @@
               <w:rPr>
                 <w:rFonts w:hint="default" w:ascii="仿宋_GB2312" w:hAnsi="仿宋_GB2312" w:eastAsia="仿宋_GB2312" w:cs="仿宋_GB2312"/>
                 <w:bCs/>
-                <w:color w:val="auto"/>
+                <w:color w:val="0000FF"/>
                 <w:sz w:val="21"/>
                 <w:szCs w:val="21"/>
                 <w:highlight w:val="none"/>
@@ -841,7 +841,7 @@
               <w:rPr>
                 <w:rFonts w:hint="eastAsia" w:ascii="仿宋_GB2312" w:hAnsi="仿宋_GB2312" w:eastAsia="仿宋_GB2312" w:cs="仿宋_GB2312"/>
                 <w:bCs/>
-                <w:color w:val="auto"/>
+                <w:color w:val="0000FF"/>
                 <w:sz w:val="21"/>
                 <w:szCs w:val="21"/>
                 <w:highlight w:val="none"/>
@@ -893,7 +893,7 @@
               <w:rPr>
                 <w:rFonts w:hint="eastAsia" w:ascii="仿宋_GB2312" w:hAnsi="仿宋_GB2312" w:eastAsia="仿宋_GB2312" w:cs="仿宋_GB2312"/>
                 <w:bCs/>
-                <w:color w:val="auto"/>
+                <w:color w:val="0000FF"/>
                 <w:sz w:val="21"/>
                 <w:szCs w:val="21"/>
                 <w:highlight w:val="none"/>
@@ -904,7 +904,7 @@
               <w:rPr>
                 <w:rFonts w:hint="eastAsia" w:ascii="仿宋_GB2312" w:hAnsi="仿宋_GB2312" w:eastAsia="仿宋_GB2312" w:cs="仿宋_GB2312"/>
                 <w:bCs/>
-                <w:color w:val="auto"/>
+                <w:color w:val="0000FF"/>
                 <w:sz w:val="21"/>
                 <w:szCs w:val="21"/>
                 <w:highlight w:val="none"/>
@@ -933,7 +933,7 @@
               <w:rPr>
                 <w:rFonts w:hint="eastAsia" w:ascii="仿宋_GB2312" w:hAnsi="仿宋_GB2312" w:eastAsia="仿宋_GB2312" w:cs="仿宋_GB2312"/>
                 <w:bCs/>
-                <w:color w:val="auto"/>
+                <w:color w:val="0000FF"/>
                 <w:sz w:val="21"/>
                 <w:szCs w:val="21"/>
                 <w:highlight w:val="none"/>
@@ -944,7 +944,7 @@
               <w:rPr>
                 <w:rFonts w:hint="eastAsia" w:ascii="仿宋_GB2312" w:hAnsi="仿宋_GB2312" w:eastAsia="仿宋_GB2312" w:cs="仿宋_GB2312"/>
                 <w:bCs/>
-                <w:color w:val="auto"/>
+                <w:color w:val="0000FF"/>
                 <w:sz w:val="21"/>
                 <w:szCs w:val="21"/>
                 <w:highlight w:val="none"/>
@@ -973,7 +973,7 @@
               <w:rPr>
                 <w:rFonts w:hint="eastAsia" w:ascii="仿宋_GB2312" w:hAnsi="仿宋_GB2312" w:eastAsia="仿宋_GB2312" w:cs="仿宋_GB2312"/>
                 <w:bCs/>
-                <w:color w:val="auto"/>
+                <w:color w:val="0000FF"/>
                 <w:sz w:val="21"/>
                 <w:szCs w:val="21"/>
                 <w:highlight w:val="none"/>
@@ -984,7 +984,7 @@
               <w:rPr>
                 <w:rFonts w:hint="eastAsia" w:ascii="仿宋_GB2312" w:hAnsi="仿宋_GB2312" w:eastAsia="仿宋_GB2312" w:cs="仿宋_GB2312"/>
                 <w:bCs/>
-                <w:color w:val="auto"/>
+                <w:color w:val="0000FF"/>
                 <w:sz w:val="21"/>
                 <w:szCs w:val="21"/>
                 <w:highlight w:val="none"/>
@@ -1036,7 +1036,7 @@
               <w:rPr>
                 <w:rFonts w:hint="eastAsia" w:ascii="仿宋_GB2312" w:hAnsi="仿宋_GB2312" w:eastAsia="仿宋_GB2312" w:cs="仿宋_GB2312"/>
                 <w:bCs/>
-                <w:color w:val="auto"/>
+                <w:color w:val="0000FF"/>
                 <w:sz w:val="21"/>
                 <w:szCs w:val="21"/>
                 <w:highlight w:val="none"/>
@@ -1047,7 +1047,7 @@
               <w:rPr>
                 <w:rFonts w:hint="eastAsia" w:ascii="仿宋_GB2312" w:hAnsi="仿宋_GB2312" w:eastAsia="仿宋_GB2312" w:cs="仿宋_GB2312"/>
                 <w:bCs/>
-                <w:color w:val="auto"/>
+                <w:color w:val="0000FF"/>
                 <w:sz w:val="21"/>
                 <w:szCs w:val="21"/>
                 <w:highlight w:val="none"/>
@@ -1076,7 +1076,7 @@
               <w:rPr>
                 <w:rFonts w:hint="eastAsia" w:ascii="仿宋_GB2312" w:hAnsi="仿宋_GB2312" w:eastAsia="仿宋_GB2312" w:cs="仿宋_GB2312"/>
                 <w:bCs/>
-                <w:color w:val="auto"/>
+                <w:color w:val="0000FF"/>
                 <w:sz w:val="21"/>
                 <w:szCs w:val="21"/>
                 <w:highlight w:val="none"/>
@@ -1087,7 +1087,7 @@
               <w:rPr>
                 <w:rFonts w:hint="eastAsia" w:ascii="仿宋_GB2312" w:hAnsi="仿宋_GB2312" w:eastAsia="仿宋_GB2312" w:cs="仿宋_GB2312"/>
                 <w:bCs/>
-                <w:color w:val="auto"/>
+                <w:color w:val="0000FF"/>
                 <w:sz w:val="21"/>
                 <w:szCs w:val="21"/>
                 <w:highlight w:val="none"/>
@@ -1116,7 +1116,7 @@
               <w:rPr>
                 <w:rFonts w:hint="eastAsia" w:ascii="仿宋_GB2312" w:hAnsi="仿宋_GB2312" w:eastAsia="仿宋_GB2312" w:cs="仿宋_GB2312"/>
                 <w:bCs/>
-                <w:color w:val="auto"/>
+                <w:color w:val="0000FF"/>
                 <w:sz w:val="21"/>
                 <w:szCs w:val="21"/>
                 <w:highlight w:val="none"/>
@@ -1127,7 +1127,7 @@
               <w:rPr>
                 <w:rFonts w:hint="eastAsia" w:ascii="仿宋_GB2312" w:hAnsi="仿宋_GB2312" w:eastAsia="仿宋_GB2312" w:cs="仿宋_GB2312"/>
                 <w:bCs/>
-                <w:color w:val="auto"/>
+                <w:color w:val="0000FF"/>
                 <w:sz w:val="21"/>
                 <w:szCs w:val="21"/>
                 <w:highlight w:val="none"/>
@@ -1179,7 +1179,7 @@
               <w:rPr>
                 <w:rFonts w:hint="eastAsia" w:ascii="仿宋_GB2312" w:hAnsi="仿宋_GB2312" w:eastAsia="仿宋_GB2312" w:cs="仿宋_GB2312"/>
                 <w:bCs/>
-                <w:color w:val="auto"/>
+                <w:color w:val="0000FF"/>
                 <w:sz w:val="21"/>
                 <w:szCs w:val="21"/>
                 <w:highlight w:val="none"/>
@@ -1190,7 +1190,7 @@
               <w:rPr>
                 <w:rFonts w:hint="eastAsia" w:ascii="仿宋_GB2312" w:hAnsi="仿宋_GB2312" w:eastAsia="仿宋_GB2312" w:cs="仿宋_GB2312"/>
                 <w:bCs/>
-                <w:color w:val="auto"/>
+                <w:color w:val="0000FF"/>
                 <w:sz w:val="21"/>
                 <w:szCs w:val="21"/>
                 <w:highlight w:val="none"/>
@@ -1219,7 +1219,7 @@
               <w:rPr>
                 <w:rFonts w:hint="eastAsia" w:ascii="仿宋_GB2312" w:hAnsi="仿宋_GB2312" w:eastAsia="仿宋_GB2312" w:cs="仿宋_GB2312"/>
                 <w:bCs/>
-                <w:color w:val="auto"/>
+                <w:color w:val="0000FF"/>
                 <w:sz w:val="21"/>
                 <w:szCs w:val="21"/>
                 <w:highlight w:val="none"/>
@@ -1230,7 +1230,7 @@
               <w:rPr>
                 <w:rFonts w:hint="eastAsia" w:ascii="仿宋_GB2312" w:hAnsi="仿宋_GB2312" w:eastAsia="仿宋_GB2312" w:cs="仿宋_GB2312"/>
                 <w:bCs/>
-                <w:color w:val="auto"/>
+                <w:color w:val="0000FF"/>
                 <w:sz w:val="21"/>
                 <w:szCs w:val="21"/>
                 <w:highlight w:val="none"/>
@@ -1259,7 +1259,7 @@
               <w:rPr>
                 <w:rFonts w:hint="eastAsia" w:ascii="仿宋_GB2312" w:hAnsi="仿宋_GB2312" w:eastAsia="仿宋_GB2312" w:cs="仿宋_GB2312"/>
                 <w:bCs/>
-                <w:color w:val="auto"/>
+                <w:color w:val="0000FF"/>
                 <w:sz w:val="21"/>
                 <w:szCs w:val="21"/>
                 <w:highlight w:val="none"/>
@@ -1270,7 +1270,7 @@
               <w:rPr>
                 <w:rFonts w:hint="eastAsia" w:ascii="仿宋_GB2312" w:hAnsi="仿宋_GB2312" w:eastAsia="仿宋_GB2312" w:cs="仿宋_GB2312"/>
                 <w:bCs/>
-                <w:color w:val="auto"/>
+                <w:color w:val="0000FF"/>
                 <w:sz w:val="21"/>
                 <w:szCs w:val="21"/>
                 <w:highlight w:val="none"/>
@@ -1322,7 +1322,7 @@
               <w:rPr>
                 <w:rFonts w:hint="eastAsia" w:ascii="仿宋_GB2312" w:hAnsi="仿宋_GB2312" w:eastAsia="仿宋_GB2312" w:cs="仿宋_GB2312"/>
                 <w:bCs/>
-                <w:color w:val="auto"/>
+                <w:color w:val="0000FF"/>
                 <w:sz w:val="21"/>
                 <w:szCs w:val="21"/>
                 <w:highlight w:val="none"/>
@@ -1333,7 +1333,7 @@
               <w:rPr>
                 <w:rFonts w:hint="eastAsia" w:ascii="仿宋_GB2312" w:hAnsi="仿宋_GB2312" w:eastAsia="仿宋_GB2312" w:cs="仿宋_GB2312"/>
                 <w:bCs/>
-                <w:color w:val="auto"/>
+                <w:color w:val="0000FF"/>
                 <w:sz w:val="21"/>
                 <w:szCs w:val="21"/>
                 <w:highlight w:val="none"/>
@@ -1362,7 +1362,7 @@
               <w:rPr>
                 <w:rFonts w:hint="eastAsia" w:ascii="仿宋_GB2312" w:hAnsi="仿宋_GB2312" w:eastAsia="仿宋_GB2312" w:cs="仿宋_GB2312"/>
                 <w:bCs/>
-                <w:color w:val="auto"/>
+                <w:color w:val="0000FF"/>
                 <w:sz w:val="21"/>
                 <w:szCs w:val="21"/>
                 <w:highlight w:val="none"/>
@@ -1373,7 +1373,7 @@
               <w:rPr>
                 <w:rFonts w:hint="eastAsia" w:ascii="仿宋_GB2312" w:hAnsi="仿宋_GB2312" w:eastAsia="仿宋_GB2312" w:cs="仿宋_GB2312"/>
                 <w:bCs/>
-                <w:color w:val="auto"/>
+                <w:color w:val="0000FF"/>
                 <w:sz w:val="21"/>
                 <w:szCs w:val="21"/>
                 <w:highlight w:val="none"/>
@@ -1402,7 +1402,7 @@
               <w:rPr>
                 <w:rFonts w:hint="eastAsia" w:ascii="仿宋_GB2312" w:hAnsi="仿宋_GB2312" w:eastAsia="仿宋_GB2312" w:cs="仿宋_GB2312"/>
                 <w:bCs/>
-                <w:color w:val="auto"/>
+                <w:color w:val="0000FF"/>
                 <w:sz w:val="21"/>
                 <w:szCs w:val="21"/>
                 <w:highlight w:val="none"/>
@@ -1413,7 +1413,7 @@
               <w:rPr>
                 <w:rFonts w:hint="eastAsia" w:ascii="仿宋_GB2312" w:hAnsi="仿宋_GB2312" w:eastAsia="仿宋_GB2312" w:cs="仿宋_GB2312"/>
                 <w:bCs/>
-                <w:color w:val="auto"/>
+                <w:color w:val="0000FF"/>
                 <w:sz w:val="21"/>
                 <w:szCs w:val="21"/>
                 <w:highlight w:val="none"/>
